--- a/03_Outputs/final scripts/ru/Module 7/7.2.0-ru.docx
+++ b/03_Outputs/final scripts/ru/Module 7/7.2.0-ru.docx
@@ -14,17 +14,17 @@
     </w:p>
     <w:p>
       <w:r>
-        <w:t>На уровне политики эффективное планирование требует большего, чем постановка общих целей. Оно зависит от детальных оценок ресурсов, взаимодействия с заинтересованными сторонами и интеграции подходящих технологий в структурированные рамки. Марокко служит ярким примером: страна использует платформы моделирования, такие как OSeMOSYS, для разработки пути к энергетическому миксу с девяносто двумя процентами возобновляемых источников к 2050 году. Это демонстрирует, как строгие подходы на основе данных могут помочь правительствам разрабатывать реалистичные стратегии перехода.</w:t>
+        <w:t>На уровне политики эффективное планирование требует большего, чем постановка общих целей. Оно зависит от детальных оценок ресурсов, взаимодействия с заинтересованными сторонами и интеграции подходящих технологий в структурированные рамки. Марокко служит ярким примером: страна использует платформы моделирования, такие как OSeMOSYS, для разработки пути к энергетическому миксу с девяносто двумя процентами возобновляемых источников к 2050 году. Это демонстрирует, как строгие основанные на данных подходы могут помочь правительствам разрабатывать реалистичные стратегии перехода.</w:t>
       </w:r>
     </w:p>
     <w:p>
       <w:r>
-        <w:t>Планирование проектов, мониторинг и оценка также являются неотъемлемой частью. Прозрачные и участливые процессы укрепляют ответственность и позволяют своевременно вносить коррективы. В Тихоокеанском регионе Соломоновы острова приняли меры, основанные на данных, которые сократили гендерные разрывы и расширили доступ к мобильным деньгам более чем для трехсот тысяч человек. Этот пример показывает, как локальные данные могут быть использованы для создания решений, отвечающих потребностям конкретных сообществ.</w:t>
+        <w:t>Планирование проектов, мониторинг и оценка также являются не менее важными. Прозрачные и участливые процессы укрепляют ответственность и позволяют своевременно вносить коррективы. В Тихоокеанском регионе Соломоновы Острова приняли меры, основанные на данных, которые сократили гендерные разрывы и расширили доступ к мобильным деньгам более чем для трехсот тысяч человек. Этот пример показывает, как локальные данные могут быть использованы для создания решений, отвечающих потребностям конкретных сообществ.</w:t>
       </w:r>
     </w:p>
     <w:p>
       <w:r>
-        <w:t>Включение гендерных и интерсекциональных аспектов в энергетическое планирование является важным. Разделённые по полу и идентичности данные выявляют устойчивые неравенства в доступе, однако по состоянию на 2023 год только немногие политики учитывают этот аспект. Расширение участия женщин и маргинализированных групп в принятии решений — проверенный способ устранения системных барьеров и обеспечения более справедливого распределения выгод.</w:t>
+        <w:t>Включение гендерных и интерсекциональных перспектив в энергетическое планирование является важным. Разделённые по полу и идентичности данные выявляют устойчивые неравенства в доступе, однако по состоянию на 2023 год только немногие политики учитывают этот аспект. Расширение участия женщин и маргинализированных групп в принятии решений — проверенный способ устранения системных барьеров и обеспечения более справедливого распределения выгод перехода.</w:t>
       </w:r>
     </w:p>
     <w:p>
